--- a/vvdn/protocols/uart/uart-frame-and-protocol-analysis.docx
+++ b/vvdn/protocols/uart/uart-frame-and-protocol-analysis.docx
@@ -263,52 +263,7 @@
           <w:color w:val="282C34"/>
           <w:sz w:val="21"/>
         </w:rPr>
-        <w:t>When no transmission is active, the line is continuously held at positive supply voltage (</w:t>
-      </w:r>
-      <w:r>
-        <w:rPr>
-          <w:i/>
-          <w:color w:val="145AA0"/>
-          <w:sz w:val="21"/>
-        </w:rPr>
-        <w:t>3.3\,V</w:t>
-      </w:r>
-      <w:r>
-        <w:rPr>
-          <w:color w:val="282C34"/>
-          <w:sz w:val="21"/>
-        </w:rPr>
-        <w:t xml:space="preserve"> or </w:t>
-      </w:r>
-      <w:r>
-        <w:rPr>
-          <w:i/>
-          <w:color w:val="145AA0"/>
-          <w:sz w:val="21"/>
-        </w:rPr>
-        <w:t>5\,V</w:t>
-      </w:r>
-      <w:r>
-        <w:rPr>
-          <w:color w:val="282C34"/>
-          <w:sz w:val="21"/>
-        </w:rPr>
-        <w:t xml:space="preserve">). This confirms physical cable continuity. A disconnected or broken wire floating to </w:t>
-      </w:r>
-      <w:r>
-        <w:rPr>
-          <w:i/>
-          <w:color w:val="145AA0"/>
-          <w:sz w:val="21"/>
-        </w:rPr>
-        <w:t>0\,V</w:t>
-      </w:r>
-      <w:r>
-        <w:rPr>
-          <w:color w:val="282C34"/>
-          <w:sz w:val="21"/>
-        </w:rPr>
-        <w:t xml:space="preserve"> is immediately detectable as a fault condition.</w:t>
+        <w:t>When no transmission is active, the line is continuously held at positive supply voltage (3.3 V or 5 V). This confirms physical cable continuity. A disconnected or broken wire floating to 0 V is immediately detectable as a fault condition.</w:t>
       </w:r>
     </w:p>
     <w:p>
@@ -344,22 +299,7 @@
           <w:color w:val="282C34"/>
           <w:sz w:val="21"/>
         </w:rPr>
-        <w:t>A high-to-low transition (</w:t>
-      </w:r>
-      <w:r>
-        <w:rPr>
-          <w:i/>
-          <w:color w:val="145AA0"/>
-          <w:sz w:val="21"/>
-        </w:rPr>
-        <w:t>1 \rightarrow 0</w:t>
-      </w:r>
-      <w:r>
-        <w:rPr>
-          <w:color w:val="282C34"/>
-          <w:sz w:val="21"/>
-        </w:rPr>
-        <w:t>) signals the beginning of a new frame.</w:t>
+        <w:t>A high-to-low transition (1 -&gt; 0) signals the beginning of a new frame.</w:t>
       </w:r>
     </w:p>
     <w:p>
@@ -631,7 +571,7 @@
           <w:color w:val="282C34"/>
           <w:sz w:val="21"/>
         </w:rPr>
-        <w:t>$16\times$ (or $8\times$) oversampling clock</w:t>
+        <w:t>16* (or 8*) oversampling clock</w:t>
       </w:r>
       <w:r>
         <w:rPr>
@@ -731,22 +671,7 @@
           <w:color w:val="282C34"/>
           <w:sz w:val="21"/>
         </w:rPr>
-        <w:t xml:space="preserve">: The receiver continuously polls the RX line at the </w:t>
-      </w:r>
-      <w:r>
-        <w:rPr>
-          <w:i/>
-          <w:color w:val="145AA0"/>
-          <w:sz w:val="21"/>
-        </w:rPr>
-        <w:t>16×</w:t>
-      </w:r>
-      <w:r>
-        <w:rPr>
-          <w:color w:val="282C34"/>
-          <w:sz w:val="21"/>
-        </w:rPr>
-        <w:t xml:space="preserve"> clock rate. When a high-to-low transition is detected, a counter starts.</w:t>
+        <w:t>: The receiver continuously polls the RX line at the 16* clock rate. When a high-to-low transition is detected, a counter starts.</w:t>
       </w:r>
     </w:p>
     <w:p>
@@ -838,11 +763,10 @@
       </w:pPr>
       <w:r>
         <w:rPr>
-          <w:i/>
-          <w:color w:val="145AA0"/>
+          <w:color w:val="282C34"/>
           <w:sz w:val="21"/>
         </w:rPr>
-        <w:t>Bit Value = (Sample_7 \land Sample_8) \lor (Sample_7 \land Sample_9) \lor (Sample_8 \land Sample_9)</w:t>
+        <w:t>Bit Value = (Sample_7 AND Sample_8) OR (Sample_7 AND Sample_9) OR (Sample_8 AND Sample_9)</w:t>
       </w:r>
     </w:p>
     <w:p>
@@ -856,37 +780,7 @@
           <w:color w:val="282C34"/>
           <w:sz w:val="21"/>
         </w:rPr>
-        <w:t>If all three samples agree (</w:t>
-      </w:r>
-      <w:r>
-        <w:rPr>
-          <w:i/>
-          <w:color w:val="145AA0"/>
-          <w:sz w:val="21"/>
-        </w:rPr>
-        <w:t>0-0-0</w:t>
-      </w:r>
-      <w:r>
-        <w:rPr>
-          <w:color w:val="282C34"/>
-          <w:sz w:val="21"/>
-        </w:rPr>
-        <w:t xml:space="preserve"> or </w:t>
-      </w:r>
-      <w:r>
-        <w:rPr>
-          <w:i/>
-          <w:color w:val="145AA0"/>
-          <w:sz w:val="21"/>
-        </w:rPr>
-        <w:t>1-1-1</w:t>
-      </w:r>
-      <w:r>
-        <w:rPr>
-          <w:color w:val="282C34"/>
-          <w:sz w:val="21"/>
-        </w:rPr>
-        <w:t>), the bit is clean.</w:t>
+        <w:t>If all three samples agree (0-0-0 or 1-1-1), the bit is clean.</w:t>
       </w:r>
     </w:p>
     <w:p>
@@ -900,37 +794,7 @@
           <w:color w:val="282C34"/>
           <w:sz w:val="21"/>
         </w:rPr>
-        <w:t>If samples disagree (</w:t>
-      </w:r>
-      <w:r>
-        <w:rPr>
-          <w:i/>
-          <w:color w:val="145AA0"/>
-          <w:sz w:val="21"/>
-        </w:rPr>
-        <w:t>2:1</w:t>
-      </w:r>
-      <w:r>
-        <w:rPr>
-          <w:color w:val="282C34"/>
-          <w:sz w:val="21"/>
-        </w:rPr>
-        <w:t xml:space="preserve"> split, e.g., </w:t>
-      </w:r>
-      <w:r>
-        <w:rPr>
-          <w:i/>
-          <w:color w:val="145AA0"/>
-          <w:sz w:val="21"/>
-        </w:rPr>
-        <w:t>1-0-1</w:t>
-      </w:r>
-      <w:r>
-        <w:rPr>
-          <w:color w:val="282C34"/>
-          <w:sz w:val="21"/>
-        </w:rPr>
-        <w:t xml:space="preserve">), the majority value is accepted, but the hardware sets the </w:t>
+        <w:t xml:space="preserve">If samples disagree (2:1 split, e.g., 1-0-1), the majority value is accepted, but the hardware sets the </w:t>
       </w:r>
       <w:r>
         <w:rPr>
@@ -1258,22 +1122,7 @@
                 <w:color w:val="282C34"/>
                 <w:sz w:val="18"/>
               </w:rPr>
-              <w:t xml:space="preserve">Baud rate mismatch </w:t>
-            </w:r>
-            <w:r>
-              <w:rPr>
-                <w:i/>
-                <w:color w:val="145AA0"/>
-                <w:sz w:val="18"/>
-              </w:rPr>
-              <w:t>&gt; 3\%</w:t>
-            </w:r>
-            <w:r>
-              <w:rPr>
-                <w:color w:val="282C34"/>
-                <w:sz w:val="18"/>
-              </w:rPr>
-              <w:t>, clock jitter, or baud divisor miscalculation</w:t>
+              <w:t>Baud rate mismatch &gt; 3\%, clock jitter, or baud divisor miscalculation</w:t>
             </w:r>
           </w:p>
         </w:tc>
@@ -1661,22 +1510,7 @@
           <w:color w:val="282C34"/>
           <w:sz w:val="21"/>
         </w:rPr>
-        <w:t xml:space="preserve"> (typically </w:t>
-      </w:r>
-      <w:r>
-        <w:rPr>
-          <w:i/>
-          <w:color w:val="145AA0"/>
-          <w:sz w:val="21"/>
-        </w:rPr>
-        <w:t>≥ 11 \dots 13</w:t>
-      </w:r>
-      <w:r>
-        <w:rPr>
-          <w:color w:val="282C34"/>
-          <w:sz w:val="21"/>
-        </w:rPr>
-        <w:t xml:space="preserve"> bit times):</w:t>
+        <w:t xml:space="preserve"> (typically &gt;= 11 ... 13 bit times):</w:t>
       </w:r>
     </w:p>
     <w:tbl>
@@ -1792,22 +1626,7 @@
           <w:color w:val="282C34"/>
           <w:sz w:val="21"/>
         </w:rPr>
-        <w:t xml:space="preserve">: Lighting consoles precede 512-byte DMX universe frames with an </w:t>
-      </w:r>
-      <w:r>
-        <w:rPr>
-          <w:i/>
-          <w:color w:val="145AA0"/>
-          <w:sz w:val="21"/>
-        </w:rPr>
-        <w:t>88\,µs</w:t>
-      </w:r>
-      <w:r>
-        <w:rPr>
-          <w:color w:val="282C34"/>
-          <w:sz w:val="21"/>
-        </w:rPr>
-        <w:t xml:space="preserve"> BREAK to synchronize LED fixtures.</w:t>
+        <w:t>: Lighting consoles precede 512-byte DMX universe frames with an 88 µs BREAK to synchronize LED fixtures.</w:t>
       </w:r>
     </w:p>
     <w:p>
@@ -2134,7 +1953,7 @@
           <w:color w:val="282C34"/>
           <w:sz w:val="21"/>
         </w:rPr>
-        <w:t>$\overline{\text{RTS}}$ (Request to Send / Ready to Receive)</w:t>
+        <w:t>NOT(RTS) (Request to Send / Ready to Receive)</w:t>
       </w:r>
       <w:r>
         <w:rPr>
@@ -2156,22 +1975,7 @@
           <w:color w:val="282C34"/>
           <w:sz w:val="21"/>
         </w:rPr>
-        <w:t xml:space="preserve"> When the receiver FIFO fills to its high-watermark threshold (e.g., </w:t>
-      </w:r>
-      <w:r>
-        <w:rPr>
-          <w:i/>
-          <w:color w:val="145AA0"/>
-          <w:sz w:val="21"/>
-        </w:rPr>
-        <w:t>75\%</w:t>
-      </w:r>
-      <w:r>
-        <w:rPr>
-          <w:color w:val="282C34"/>
-          <w:sz w:val="21"/>
-        </w:rPr>
-        <w:t>), it deasserts RTS (pulls it HIGH), forcing the transmitter to immediately pause.</w:t>
+        <w:t xml:space="preserve"> When the receiver FIFO fills to its high-watermark threshold (e.g., 75\%), it deasserts RTS (pulls it HIGH), forcing the transmitter to immediately pause.</w:t>
       </w:r>
     </w:p>
     <w:p>
@@ -2186,7 +1990,7 @@
           <w:color w:val="282C34"/>
           <w:sz w:val="21"/>
         </w:rPr>
-        <w:t>$\overline{\text{CTS}}$ (Clear to Send)</w:t>
+        <w:t>NOT(CTS) (Clear to Send)</w:t>
       </w:r>
       <w:r>
         <w:rPr>
@@ -2226,37 +2030,7 @@
           <w:color w:val="282C34"/>
           <w:sz w:val="21"/>
         </w:rPr>
-        <w:t xml:space="preserve">In production firmware, handling high-baud UART (e.g., </w:t>
-      </w:r>
-      <w:r>
-        <w:rPr>
-          <w:i/>
-          <w:color w:val="145AA0"/>
-          <w:sz w:val="21"/>
-        </w:rPr>
-        <w:t>921.6\,kbps</w:t>
-      </w:r>
-      <w:r>
-        <w:rPr>
-          <w:color w:val="282C34"/>
-          <w:sz w:val="21"/>
-        </w:rPr>
-        <w:t xml:space="preserve"> or </w:t>
-      </w:r>
-      <w:r>
-        <w:rPr>
-          <w:i/>
-          <w:color w:val="145AA0"/>
-          <w:sz w:val="21"/>
-        </w:rPr>
-        <w:t>1\,Mbps</w:t>
-      </w:r>
-      <w:r>
-        <w:rPr>
-          <w:color w:val="282C34"/>
-          <w:sz w:val="21"/>
-        </w:rPr>
-        <w:t>) via byte-by-byte interrupts (</w:t>
+        <w:t>In production firmware, handling high-baud UART (e.g., 921.6 kbps or 1 Mbps) via byte-by-byte interrupts (</w:t>
       </w:r>
       <w:r>
         <w:rPr>
@@ -2271,22 +2045,7 @@
           <w:color w:val="282C34"/>
           <w:sz w:val="21"/>
         </w:rPr>
-        <w:t>) will saturate CPU interrupt bandwidth (</w:t>
-      </w:r>
-      <w:r>
-        <w:rPr>
-          <w:i/>
-          <w:color w:val="145AA0"/>
-          <w:sz w:val="21"/>
-        </w:rPr>
-        <w:t>100,000\,ISRs/sec</w:t>
-      </w:r>
-      <w:r>
-        <w:rPr>
-          <w:color w:val="282C34"/>
-          <w:sz w:val="21"/>
-        </w:rPr>
-        <w:t xml:space="preserve">). The industry standard architecture combines </w:t>
+        <w:t xml:space="preserve">) will saturate CPU interrupt bandwidth (100,000 ISRs/sec). The industry standard architecture combines </w:t>
       </w:r>
       <w:r>
         <w:rPr>
@@ -2589,32 +2348,50 @@
         <w:t>), calculates exactly how many bytes arrived in the burst:</w:t>
       </w:r>
     </w:p>
-    <w:p>
-      <w:pPr>
-        <w:spacing w:after="80"/>
-      </w:pPr>
-      <w:r>
-        <w:rPr>
-          <w:i/>
-          <w:color w:val="145AA0"/>
-          <w:sz w:val="21"/>
-        </w:rPr>
-      </w:r>
-      <w:r>
-        <w:rPr>
-          <w:color w:val="282C34"/>
-          <w:sz w:val="21"/>
-        </w:rPr>
-        <w:t>\text{Bytes Received} = \text{Buffer Size} - \text{DMA\_CNDTR}</w:t>
-      </w:r>
-      <w:r>
-        <w:rPr>
-          <w:i/>
-          <w:color w:val="145AA0"/>
-          <w:sz w:val="21"/>
-        </w:rPr>
-      </w:r>
-    </w:p>
+    <w:tbl>
+      <w:tblPr>
+        <w:tblW w:type="auto" w:w="0"/>
+        <w:jc w:val="center"/>
+        <w:tblLook w:firstColumn="1" w:firstRow="1" w:lastColumn="0" w:lastRow="0" w:noHBand="0" w:noVBand="1" w:val="04A0"/>
+      </w:tblPr>
+      <w:tblGrid>
+        <w:gridCol w:w="9792"/>
+      </w:tblGrid>
+      <w:tr>
+        <w:tc>
+          <w:tcPr>
+            <w:tcW w:type="dxa" w:w="9792"/>
+            <w:shd w:fill="F5F6F8"/>
+            <w:tcMar>
+              <w:top w:w="80" w:type="dxa"/>
+              <w:bottom w:w="80" w:type="dxa"/>
+              <w:left w:w="140" w:type="dxa"/>
+              <w:right w:w="140" w:type="dxa"/>
+            </w:tcMar>
+            <w:tcBorders>
+              <w:left w:val="single" w:sz="18" w:space="0" w:color="CBD5E0"/>
+              <w:top w:val="none"/>
+              <w:right w:val="none"/>
+              <w:bottom w:val="none"/>
+            </w:tcBorders>
+          </w:tcPr>
+          <w:p>
+            <w:pPr>
+              <w:spacing w:line="240" w:lineRule="auto" w:after="0"/>
+            </w:pPr>
+            <w:r>
+              <w:rPr>
+                <w:rFonts w:ascii="Consolas" w:hAnsi="Consolas"/>
+                <w:color w:val="2D3748"/>
+                <w:sz w:val="18"/>
+              </w:rPr>
+              <w:t>Bytes Received = Buffer Size - DMA_CNDTR</w:t>
+            </w:r>
+          </w:p>
+        </w:tc>
+      </w:tr>
+    </w:tbl>
+    <w:p/>
     <w:p>
       <w:pPr>
         <w:pStyle w:val="ListBullet"/>
